--- a/branding/example/nodejs/public/elixir/brand/templates/da/assessment-grid.docx
+++ b/branding/example/nodejs/public/elixir/brand/templates/da/assessment-grid.docx
@@ -509,8 +509,12 @@
                 <w:sz w:val="28"/>
                 <w:szCs w:val="28"/>
                 <w:rFonts w:ascii="DejaVu Sans" w:hAnsi="DejaVu Sans" w:eastAsia="DejaVu Sans" w:cs="DejaVu Sans"/>
-              </w:rPr>
-              <w:sym w:font="DejaVu Sans" w:char="F0A8"/>
+                <w:b w:val="0"/>
+                <w:bCs w:val="0"/>
+                <w:i w:val="0"/>
+                <w:iCs w:val="0"/>
+              </w:rPr>
+              <w:t>☐</w:t>
             </w:r>
           </w:p>
         </w:tc>
@@ -529,8 +533,12 @@
                 <w:sz w:val="28"/>
                 <w:szCs w:val="28"/>
                 <w:rFonts w:ascii="DejaVu Sans" w:hAnsi="DejaVu Sans" w:eastAsia="DejaVu Sans" w:cs="DejaVu Sans"/>
-              </w:rPr>
-              <w:sym w:font="DejaVu Sans" w:char="F0A8"/>
+                <w:b w:val="0"/>
+                <w:bCs w:val="0"/>
+                <w:i w:val="0"/>
+                <w:iCs w:val="0"/>
+              </w:rPr>
+              <w:t>☐</w:t>
             </w:r>
           </w:p>
         </w:tc>
@@ -549,8 +557,12 @@
                 <w:sz w:val="28"/>
                 <w:szCs w:val="28"/>
                 <w:rFonts w:ascii="DejaVu Sans" w:hAnsi="DejaVu Sans" w:eastAsia="DejaVu Sans" w:cs="DejaVu Sans"/>
-              </w:rPr>
-              <w:sym w:font="DejaVu Sans" w:char="F0A8"/>
+                <w:b w:val="0"/>
+                <w:bCs w:val="0"/>
+                <w:i w:val="0"/>
+                <w:iCs w:val="0"/>
+              </w:rPr>
+              <w:t>☐</w:t>
             </w:r>
           </w:p>
         </w:tc>
@@ -569,8 +581,12 @@
                 <w:sz w:val="28"/>
                 <w:szCs w:val="28"/>
                 <w:rFonts w:ascii="DejaVu Sans" w:hAnsi="DejaVu Sans" w:eastAsia="DejaVu Sans" w:cs="DejaVu Sans"/>
-              </w:rPr>
-              <w:sym w:font="DejaVu Sans" w:char="F0A8"/>
+                <w:b w:val="0"/>
+                <w:bCs w:val="0"/>
+                <w:i w:val="0"/>
+                <w:iCs w:val="0"/>
+              </w:rPr>
+              <w:t>☐</w:t>
             </w:r>
           </w:p>
         </w:tc>
@@ -652,8 +668,12 @@
                 <w:sz w:val="28"/>
                 <w:szCs w:val="28"/>
                 <w:rFonts w:ascii="DejaVu Sans" w:hAnsi="DejaVu Sans" w:eastAsia="DejaVu Sans" w:cs="DejaVu Sans"/>
-              </w:rPr>
-              <w:sym w:font="DejaVu Sans" w:char="F0A8"/>
+                <w:b w:val="0"/>
+                <w:bCs w:val="0"/>
+                <w:i w:val="0"/>
+                <w:iCs w:val="0"/>
+              </w:rPr>
+              <w:t>☐</w:t>
             </w:r>
           </w:p>
         </w:tc>
@@ -672,8 +692,12 @@
                 <w:sz w:val="28"/>
                 <w:szCs w:val="28"/>
                 <w:rFonts w:ascii="DejaVu Sans" w:hAnsi="DejaVu Sans" w:eastAsia="DejaVu Sans" w:cs="DejaVu Sans"/>
-              </w:rPr>
-              <w:sym w:font="DejaVu Sans" w:char="F0A8"/>
+                <w:b w:val="0"/>
+                <w:bCs w:val="0"/>
+                <w:i w:val="0"/>
+                <w:iCs w:val="0"/>
+              </w:rPr>
+              <w:t>☐</w:t>
             </w:r>
           </w:p>
         </w:tc>
@@ -692,8 +716,12 @@
                 <w:sz w:val="28"/>
                 <w:szCs w:val="28"/>
                 <w:rFonts w:ascii="DejaVu Sans" w:hAnsi="DejaVu Sans" w:eastAsia="DejaVu Sans" w:cs="DejaVu Sans"/>
-              </w:rPr>
-              <w:sym w:font="DejaVu Sans" w:char="F0A8"/>
+                <w:b w:val="0"/>
+                <w:bCs w:val="0"/>
+                <w:i w:val="0"/>
+                <w:iCs w:val="0"/>
+              </w:rPr>
+              <w:t>☐</w:t>
             </w:r>
           </w:p>
         </w:tc>
@@ -712,8 +740,12 @@
                 <w:sz w:val="28"/>
                 <w:szCs w:val="28"/>
                 <w:rFonts w:ascii="DejaVu Sans" w:hAnsi="DejaVu Sans" w:eastAsia="DejaVu Sans" w:cs="DejaVu Sans"/>
-              </w:rPr>
-              <w:sym w:font="DejaVu Sans" w:char="F0A8"/>
+                <w:b w:val="0"/>
+                <w:bCs w:val="0"/>
+                <w:i w:val="0"/>
+                <w:iCs w:val="0"/>
+              </w:rPr>
+              <w:t>☐</w:t>
             </w:r>
           </w:p>
         </w:tc>
@@ -795,8 +827,12 @@
                 <w:sz w:val="28"/>
                 <w:szCs w:val="28"/>
                 <w:rFonts w:ascii="DejaVu Sans" w:hAnsi="DejaVu Sans" w:eastAsia="DejaVu Sans" w:cs="DejaVu Sans"/>
-              </w:rPr>
-              <w:sym w:font="DejaVu Sans" w:char="F0A8"/>
+                <w:b w:val="0"/>
+                <w:bCs w:val="0"/>
+                <w:i w:val="0"/>
+                <w:iCs w:val="0"/>
+              </w:rPr>
+              <w:t>☐</w:t>
             </w:r>
           </w:p>
         </w:tc>
@@ -815,8 +851,12 @@
                 <w:sz w:val="28"/>
                 <w:szCs w:val="28"/>
                 <w:rFonts w:ascii="DejaVu Sans" w:hAnsi="DejaVu Sans" w:eastAsia="DejaVu Sans" w:cs="DejaVu Sans"/>
-              </w:rPr>
-              <w:sym w:font="DejaVu Sans" w:char="F0A8"/>
+                <w:b w:val="0"/>
+                <w:bCs w:val="0"/>
+                <w:i w:val="0"/>
+                <w:iCs w:val="0"/>
+              </w:rPr>
+              <w:t>☐</w:t>
             </w:r>
           </w:p>
         </w:tc>
@@ -835,8 +875,12 @@
                 <w:sz w:val="28"/>
                 <w:szCs w:val="28"/>
                 <w:rFonts w:ascii="DejaVu Sans" w:hAnsi="DejaVu Sans" w:eastAsia="DejaVu Sans" w:cs="DejaVu Sans"/>
-              </w:rPr>
-              <w:sym w:font="DejaVu Sans" w:char="F0A8"/>
+                <w:b w:val="0"/>
+                <w:bCs w:val="0"/>
+                <w:i w:val="0"/>
+                <w:iCs w:val="0"/>
+              </w:rPr>
+              <w:t>☐</w:t>
             </w:r>
           </w:p>
         </w:tc>
@@ -855,8 +899,12 @@
                 <w:sz w:val="28"/>
                 <w:szCs w:val="28"/>
                 <w:rFonts w:ascii="DejaVu Sans" w:hAnsi="DejaVu Sans" w:eastAsia="DejaVu Sans" w:cs="DejaVu Sans"/>
-              </w:rPr>
-              <w:sym w:font="DejaVu Sans" w:char="F0A8"/>
+                <w:b w:val="0"/>
+                <w:bCs w:val="0"/>
+                <w:i w:val="0"/>
+                <w:iCs w:val="0"/>
+              </w:rPr>
+              <w:t>☐</w:t>
             </w:r>
           </w:p>
         </w:tc>
@@ -938,8 +986,12 @@
                 <w:sz w:val="28"/>
                 <w:szCs w:val="28"/>
                 <w:rFonts w:ascii="DejaVu Sans" w:hAnsi="DejaVu Sans" w:eastAsia="DejaVu Sans" w:cs="DejaVu Sans"/>
-              </w:rPr>
-              <w:sym w:font="DejaVu Sans" w:char="F0A8"/>
+                <w:b w:val="0"/>
+                <w:bCs w:val="0"/>
+                <w:i w:val="0"/>
+                <w:iCs w:val="0"/>
+              </w:rPr>
+              <w:t>☐</w:t>
             </w:r>
           </w:p>
         </w:tc>
@@ -958,8 +1010,12 @@
                 <w:sz w:val="28"/>
                 <w:szCs w:val="28"/>
                 <w:rFonts w:ascii="DejaVu Sans" w:hAnsi="DejaVu Sans" w:eastAsia="DejaVu Sans" w:cs="DejaVu Sans"/>
-              </w:rPr>
-              <w:sym w:font="DejaVu Sans" w:char="F0A8"/>
+                <w:b w:val="0"/>
+                <w:bCs w:val="0"/>
+                <w:i w:val="0"/>
+                <w:iCs w:val="0"/>
+              </w:rPr>
+              <w:t>☐</w:t>
             </w:r>
           </w:p>
         </w:tc>
@@ -978,8 +1034,12 @@
                 <w:sz w:val="28"/>
                 <w:szCs w:val="28"/>
                 <w:rFonts w:ascii="DejaVu Sans" w:hAnsi="DejaVu Sans" w:eastAsia="DejaVu Sans" w:cs="DejaVu Sans"/>
-              </w:rPr>
-              <w:sym w:font="DejaVu Sans" w:char="F0A8"/>
+                <w:b w:val="0"/>
+                <w:bCs w:val="0"/>
+                <w:i w:val="0"/>
+                <w:iCs w:val="0"/>
+              </w:rPr>
+              <w:t>☐</w:t>
             </w:r>
           </w:p>
         </w:tc>
@@ -998,8 +1058,12 @@
                 <w:sz w:val="28"/>
                 <w:szCs w:val="28"/>
                 <w:rFonts w:ascii="DejaVu Sans" w:hAnsi="DejaVu Sans" w:eastAsia="DejaVu Sans" w:cs="DejaVu Sans"/>
-              </w:rPr>
-              <w:sym w:font="DejaVu Sans" w:char="F0A8"/>
+                <w:b w:val="0"/>
+                <w:bCs w:val="0"/>
+                <w:i w:val="0"/>
+                <w:iCs w:val="0"/>
+              </w:rPr>
+              <w:t>☐</w:t>
             </w:r>
           </w:p>
         </w:tc>
@@ -1081,8 +1145,12 @@
                 <w:sz w:val="28"/>
                 <w:szCs w:val="28"/>
                 <w:rFonts w:ascii="DejaVu Sans" w:hAnsi="DejaVu Sans" w:eastAsia="DejaVu Sans" w:cs="DejaVu Sans"/>
-              </w:rPr>
-              <w:sym w:font="DejaVu Sans" w:char="F0A8"/>
+                <w:b w:val="0"/>
+                <w:bCs w:val="0"/>
+                <w:i w:val="0"/>
+                <w:iCs w:val="0"/>
+              </w:rPr>
+              <w:t>☐</w:t>
             </w:r>
           </w:p>
         </w:tc>
@@ -1101,8 +1169,12 @@
                 <w:sz w:val="28"/>
                 <w:szCs w:val="28"/>
                 <w:rFonts w:ascii="DejaVu Sans" w:hAnsi="DejaVu Sans" w:eastAsia="DejaVu Sans" w:cs="DejaVu Sans"/>
-              </w:rPr>
-              <w:sym w:font="DejaVu Sans" w:char="F0A8"/>
+                <w:b w:val="0"/>
+                <w:bCs w:val="0"/>
+                <w:i w:val="0"/>
+                <w:iCs w:val="0"/>
+              </w:rPr>
+              <w:t>☐</w:t>
             </w:r>
           </w:p>
         </w:tc>
@@ -1121,8 +1193,12 @@
                 <w:sz w:val="28"/>
                 <w:szCs w:val="28"/>
                 <w:rFonts w:ascii="DejaVu Sans" w:hAnsi="DejaVu Sans" w:eastAsia="DejaVu Sans" w:cs="DejaVu Sans"/>
-              </w:rPr>
-              <w:sym w:font="DejaVu Sans" w:char="F0A8"/>
+                <w:b w:val="0"/>
+                <w:bCs w:val="0"/>
+                <w:i w:val="0"/>
+                <w:iCs w:val="0"/>
+              </w:rPr>
+              <w:t>☐</w:t>
             </w:r>
           </w:p>
         </w:tc>
@@ -1141,8 +1217,12 @@
                 <w:sz w:val="28"/>
                 <w:szCs w:val="28"/>
                 <w:rFonts w:ascii="DejaVu Sans" w:hAnsi="DejaVu Sans" w:eastAsia="DejaVu Sans" w:cs="DejaVu Sans"/>
-              </w:rPr>
-              <w:sym w:font="DejaVu Sans" w:char="F0A8"/>
+                <w:b w:val="0"/>
+                <w:bCs w:val="0"/>
+                <w:i w:val="0"/>
+                <w:iCs w:val="0"/>
+              </w:rPr>
+              <w:t>☐</w:t>
             </w:r>
           </w:p>
         </w:tc>
@@ -1224,8 +1304,12 @@
                 <w:sz w:val="28"/>
                 <w:szCs w:val="28"/>
                 <w:rFonts w:ascii="DejaVu Sans" w:hAnsi="DejaVu Sans" w:eastAsia="DejaVu Sans" w:cs="DejaVu Sans"/>
-              </w:rPr>
-              <w:sym w:font="DejaVu Sans" w:char="F0A8"/>
+                <w:b w:val="0"/>
+                <w:bCs w:val="0"/>
+                <w:i w:val="0"/>
+                <w:iCs w:val="0"/>
+              </w:rPr>
+              <w:t>☐</w:t>
             </w:r>
           </w:p>
         </w:tc>
@@ -1244,8 +1328,12 @@
                 <w:sz w:val="28"/>
                 <w:szCs w:val="28"/>
                 <w:rFonts w:ascii="DejaVu Sans" w:hAnsi="DejaVu Sans" w:eastAsia="DejaVu Sans" w:cs="DejaVu Sans"/>
-              </w:rPr>
-              <w:sym w:font="DejaVu Sans" w:char="F0A8"/>
+                <w:b w:val="0"/>
+                <w:bCs w:val="0"/>
+                <w:i w:val="0"/>
+                <w:iCs w:val="0"/>
+              </w:rPr>
+              <w:t>☐</w:t>
             </w:r>
           </w:p>
         </w:tc>
@@ -1264,8 +1352,12 @@
                 <w:sz w:val="28"/>
                 <w:szCs w:val="28"/>
                 <w:rFonts w:ascii="DejaVu Sans" w:hAnsi="DejaVu Sans" w:eastAsia="DejaVu Sans" w:cs="DejaVu Sans"/>
-              </w:rPr>
-              <w:sym w:font="DejaVu Sans" w:char="F0A8"/>
+                <w:b w:val="0"/>
+                <w:bCs w:val="0"/>
+                <w:i w:val="0"/>
+                <w:iCs w:val="0"/>
+              </w:rPr>
+              <w:t>☐</w:t>
             </w:r>
           </w:p>
         </w:tc>
@@ -1284,8 +1376,12 @@
                 <w:sz w:val="28"/>
                 <w:szCs w:val="28"/>
                 <w:rFonts w:ascii="DejaVu Sans" w:hAnsi="DejaVu Sans" w:eastAsia="DejaVu Sans" w:cs="DejaVu Sans"/>
-              </w:rPr>
-              <w:sym w:font="DejaVu Sans" w:char="F0A8"/>
+                <w:b w:val="0"/>
+                <w:bCs w:val="0"/>
+                <w:i w:val="0"/>
+                <w:iCs w:val="0"/>
+              </w:rPr>
+              <w:t>☐</w:t>
             </w:r>
           </w:p>
         </w:tc>
@@ -2168,8 +2264,12 @@
           <w:sz w:val="24"/>
           <w:szCs w:val="24"/>
           <w:rFonts w:ascii="DejaVu Sans" w:hAnsi="DejaVu Sans" w:eastAsia="DejaVu Sans" w:cs="DejaVu Sans"/>
-        </w:rPr>
-        <w:sym w:font="DejaVu Sans" w:char="F0A8"/>
+          <w:b w:val="0"/>
+          <w:bCs w:val="0"/>
+          <w:i w:val="0"/>
+          <w:iCs w:val="0"/>
+        </w:rPr>
+        <w:t>☐</w:t>
       </w:r>
       <w:r>
         <w:rPr>
@@ -2188,8 +2288,12 @@
           <w:sz w:val="24"/>
           <w:szCs w:val="24"/>
           <w:rFonts w:ascii="DejaVu Sans" w:hAnsi="DejaVu Sans" w:eastAsia="DejaVu Sans" w:cs="DejaVu Sans"/>
-        </w:rPr>
-        <w:sym w:font="DejaVu Sans" w:char="F0A8"/>
+          <w:b w:val="0"/>
+          <w:bCs w:val="0"/>
+          <w:i w:val="0"/>
+          <w:iCs w:val="0"/>
+        </w:rPr>
+        <w:t>☐</w:t>
       </w:r>
       <w:r>
         <w:rPr>
@@ -2208,8 +2312,12 @@
           <w:sz w:val="24"/>
           <w:szCs w:val="24"/>
           <w:rFonts w:ascii="DejaVu Sans" w:hAnsi="DejaVu Sans" w:eastAsia="DejaVu Sans" w:cs="DejaVu Sans"/>
-        </w:rPr>
-        <w:sym w:font="DejaVu Sans" w:char="F0A8"/>
+          <w:b w:val="0"/>
+          <w:bCs w:val="0"/>
+          <w:i w:val="0"/>
+          <w:iCs w:val="0"/>
+        </w:rPr>
+        <w:t>☐</w:t>
       </w:r>
       <w:r>
         <w:rPr>
@@ -2228,8 +2336,12 @@
           <w:sz w:val="24"/>
           <w:szCs w:val="24"/>
           <w:rFonts w:ascii="DejaVu Sans" w:hAnsi="DejaVu Sans" w:eastAsia="DejaVu Sans" w:cs="DejaVu Sans"/>
-        </w:rPr>
-        <w:sym w:font="DejaVu Sans" w:char="F0A8"/>
+          <w:b w:val="0"/>
+          <w:bCs w:val="0"/>
+          <w:i w:val="0"/>
+          <w:iCs w:val="0"/>
+        </w:rPr>
+        <w:t>☐</w:t>
       </w:r>
       <w:r>
         <w:rPr>
@@ -2275,8 +2387,12 @@
           <w:sz w:val="24"/>
           <w:szCs w:val="24"/>
           <w:rFonts w:ascii="DejaVu Sans" w:hAnsi="DejaVu Sans" w:eastAsia="DejaVu Sans" w:cs="DejaVu Sans"/>
-        </w:rPr>
-        <w:sym w:font="DejaVu Sans" w:char="F0A8"/>
+          <w:b w:val="0"/>
+          <w:bCs w:val="0"/>
+          <w:i w:val="0"/>
+          <w:iCs w:val="0"/>
+        </w:rPr>
+        <w:t>☐</w:t>
       </w:r>
       <w:r>
         <w:rPr>
@@ -2295,8 +2411,12 @@
           <w:sz w:val="24"/>
           <w:szCs w:val="24"/>
           <w:rFonts w:ascii="DejaVu Sans" w:hAnsi="DejaVu Sans" w:eastAsia="DejaVu Sans" w:cs="DejaVu Sans"/>
-        </w:rPr>
-        <w:sym w:font="DejaVu Sans" w:char="F0A8"/>
+          <w:b w:val="0"/>
+          <w:bCs w:val="0"/>
+          <w:i w:val="0"/>
+          <w:iCs w:val="0"/>
+        </w:rPr>
+        <w:t>☐</w:t>
       </w:r>
       <w:r>
         <w:rPr>
@@ -2315,8 +2435,12 @@
           <w:sz w:val="24"/>
           <w:szCs w:val="24"/>
           <w:rFonts w:ascii="DejaVu Sans" w:hAnsi="DejaVu Sans" w:eastAsia="DejaVu Sans" w:cs="DejaVu Sans"/>
-        </w:rPr>
-        <w:sym w:font="DejaVu Sans" w:char="F0A8"/>
+          <w:b w:val="0"/>
+          <w:bCs w:val="0"/>
+          <w:i w:val="0"/>
+          <w:iCs w:val="0"/>
+        </w:rPr>
+        <w:t>☐</w:t>
       </w:r>
       <w:r>
         <w:rPr>
@@ -2362,8 +2486,12 @@
           <w:sz w:val="24"/>
           <w:szCs w:val="24"/>
           <w:rFonts w:ascii="DejaVu Sans" w:hAnsi="DejaVu Sans" w:eastAsia="DejaVu Sans" w:cs="DejaVu Sans"/>
-        </w:rPr>
-        <w:sym w:font="DejaVu Sans" w:char="F0A8"/>
+          <w:b w:val="0"/>
+          <w:bCs w:val="0"/>
+          <w:i w:val="0"/>
+          <w:iCs w:val="0"/>
+        </w:rPr>
+        <w:t>☐</w:t>
       </w:r>
       <w:r>
         <w:rPr>
@@ -2382,8 +2510,12 @@
           <w:sz w:val="24"/>
           <w:szCs w:val="24"/>
           <w:rFonts w:ascii="DejaVu Sans" w:hAnsi="DejaVu Sans" w:eastAsia="DejaVu Sans" w:cs="DejaVu Sans"/>
-        </w:rPr>
-        <w:sym w:font="DejaVu Sans" w:char="F0A8"/>
+          <w:b w:val="0"/>
+          <w:bCs w:val="0"/>
+          <w:i w:val="0"/>
+          <w:iCs w:val="0"/>
+        </w:rPr>
+        <w:t>☐</w:t>
       </w:r>
       <w:r>
         <w:rPr>
@@ -2402,8 +2534,12 @@
           <w:sz w:val="24"/>
           <w:szCs w:val="24"/>
           <w:rFonts w:ascii="DejaVu Sans" w:hAnsi="DejaVu Sans" w:eastAsia="DejaVu Sans" w:cs="DejaVu Sans"/>
-        </w:rPr>
-        <w:sym w:font="DejaVu Sans" w:char="F0A8"/>
+          <w:b w:val="0"/>
+          <w:bCs w:val="0"/>
+          <w:i w:val="0"/>
+          <w:iCs w:val="0"/>
+        </w:rPr>
+        <w:t>☐</w:t>
       </w:r>
       <w:r>
         <w:rPr>
@@ -2449,8 +2585,12 @@
           <w:sz w:val="24"/>
           <w:szCs w:val="24"/>
           <w:rFonts w:ascii="DejaVu Sans" w:hAnsi="DejaVu Sans" w:eastAsia="DejaVu Sans" w:cs="DejaVu Sans"/>
-        </w:rPr>
-        <w:sym w:font="DejaVu Sans" w:char="F0A8"/>
+          <w:b w:val="0"/>
+          <w:bCs w:val="0"/>
+          <w:i w:val="0"/>
+          <w:iCs w:val="0"/>
+        </w:rPr>
+        <w:t>☐</w:t>
       </w:r>
       <w:r>
         <w:rPr>
@@ -2469,8 +2609,12 @@
           <w:sz w:val="24"/>
           <w:szCs w:val="24"/>
           <w:rFonts w:ascii="DejaVu Sans" w:hAnsi="DejaVu Sans" w:eastAsia="DejaVu Sans" w:cs="DejaVu Sans"/>
-        </w:rPr>
-        <w:sym w:font="DejaVu Sans" w:char="F0A8"/>
+          <w:b w:val="0"/>
+          <w:bCs w:val="0"/>
+          <w:i w:val="0"/>
+          <w:iCs w:val="0"/>
+        </w:rPr>
+        <w:t>☐</w:t>
       </w:r>
       <w:r>
         <w:rPr>
@@ -2489,8 +2633,12 @@
           <w:sz w:val="24"/>
           <w:szCs w:val="24"/>
           <w:rFonts w:ascii="DejaVu Sans" w:hAnsi="DejaVu Sans" w:eastAsia="DejaVu Sans" w:cs="DejaVu Sans"/>
-        </w:rPr>
-        <w:sym w:font="DejaVu Sans" w:char="F0A8"/>
+          <w:b w:val="0"/>
+          <w:bCs w:val="0"/>
+          <w:i w:val="0"/>
+          <w:iCs w:val="0"/>
+        </w:rPr>
+        <w:t>☐</w:t>
       </w:r>
       <w:r>
         <w:rPr>
